--- a/oposicion/temario/tercer-ejercicio/3A24.docx
+++ b/oposicion/temario/tercer-ejercicio/3A24.docx
@@ -27700,7 +27700,7 @@
       <w:r>
         <w:drawing>
           <wp:inline>
-            <wp:extent cx="2779898" cy="2107095"/>
+            <wp:extent cx="2841062" cy="2370100"/>
             <wp:effectExtent b="0" l="0" r="0" t="0"/>
             <wp:docPr descr="Gráfico 5.– Mayoría óptima de Buchanan y Tullock" title="" id="188" name="Picture"/>
             <a:graphic>
@@ -27721,7 +27721,7 @@
                   <pic:spPr bwMode="auto">
                     <a:xfrm>
                       <a:off x="0" y="0"/>
-                      <a:ext cx="2779898" cy="2107095"/>
+                      <a:ext cx="2841062" cy="2370100"/>
                     </a:xfrm>
                     <a:prstGeom prst="rect">
                       <a:avLst/>

--- a/oposicion/temario/tercer-ejercicio/3A24.docx
+++ b/oposicion/temario/tercer-ejercicio/3A24.docx
@@ -20559,7 +20559,7 @@
         </w:r>
       </w:hyperlink>
       <w:r>
-        <w:t xml:space="preserve">), con «Cada maestrillo tiene su librillo» a la derecha; el intercambio de votos, de palabra, con los números de los vecinos. Se marca I.</w:t>
+        <w:t xml:space="preserve">); el intercambio de votos, de palabra, con los números de los vecinos. Se marca I.</w:t>
       </w:r>
     </w:p>
     <w:p>
@@ -25169,7 +25169,7 @@
         </w:numPr>
       </w:pPr>
       <w:r>
-        <w:t xml:space="preserve">«Cada maestrillo tiene su librillo», dice el refrán: con las mismas preferencias, la mayoría elige</w:t>
+        <w:t xml:space="preserve">Con las mismas preferencias, la mayoría elige</w:t>
       </w:r>
       <w:r>
         <w:t xml:space="preserve"> </w:t>
@@ -25206,7 +25206,7 @@
         </m:r>
       </m:oMath>
       <w:r>
-        <w:t xml:space="preserve">. El ganador depende de la regla.</w:t>
+        <w:t xml:space="preserve">: el ganador depende de la regla.</w:t>
       </w:r>
     </w:p>
     <w:p>

--- a/oposicion/temario/tercer-ejercicio/3A24.docx
+++ b/oposicion/temario/tercer-ejercicio/3A24.docx
@@ -16612,7 +16612,7 @@
           <w:rPr>
             <w:rStyle w:val="Hyperlink"/>
           </w:rPr>
-          <w:t xml:space="preserve">1995, párr. 22.C</w:t>
+          <w:t xml:space="preserve">1995, § 22.C</w:t>
         </w:r>
       </w:hyperlink>
       <w:r>

--- a/oposicion/temario/tercer-ejercicio/3A24.docx
+++ b/oposicion/temario/tercer-ejercicio/3A24.docx
@@ -20,6 +20,28 @@
       </w:r>
       <w:r>
         <w:t xml:space="preserve">de imposibilidad de Arrow y desarrollos posteriores.</w:t>
+      </w:r>
+    </w:p>
+    <w:p>
+      <w:pPr>
+        <w:spacing w:before="0" w:after="200"/>
+      </w:pPr>
+      <w:r>
+        <w:rPr>
+          <w:b/>
+          <w:smallCaps/>
+          <w:color w:val="5F2987"/>
+          <w:sz w:val="16"/>
+        </w:rPr>
+        <w:t xml:space="preserve">Exclusivo · uso personal. </w:t>
+      </w:r>
+      <w:r>
+        <w:rPr>
+          <w:i/>
+          <w:color w:val="767171"/>
+          <w:sz w:val="16"/>
+        </w:rPr>
+        <w:t xml:space="preserve">Material exclusivo de victorgutierrezmarcos.es y la app Oposición TCEE · DCE. Puedes usarlo libremente para tu estudio personal. No se autoriza su incorporación a otras plataformas, aplicaciones o servicios. Condiciones: https://www.victorgutierrezmarcos.es/condiciones-materiales.html</w:t>
       </w:r>
     </w:p>
     <w:p>
@@ -42699,7 +42721,7 @@
         <w:color w:val="767171"/>
         <w:sz w:val="14"/>
       </w:rPr>
-      <w:t xml:space="preserve">© 2026 Víctor Gutiérrez Marcos · CC BY-NC-ND 4.0</w:t>
+      <w:t xml:space="preserve">© 2026 Víctor Gutiérrez Marcos · Exclusivo de victorgutierrezmarcos.es y la app Oposición TCEE · DCE</w:t>
     </w:r>
     <w:r>
       <w:tab/>
@@ -42757,7 +42779,7 @@
         <w:color w:val="767171"/>
         <w:sz w:val="14"/>
       </w:rPr>
-      <w:t xml:space="preserve">© 2026 Víctor Gutiérrez Marcos · CC BY-NC-ND 4.0</w:t>
+      <w:t xml:space="preserve">© 2026 Víctor Gutiérrez Marcos · Exclusivo de victorgutierrezmarcos.es y la app Oposición TCEE · DCE</w:t>
     </w:r>
     <w:r>
       <w:tab/>
@@ -42823,7 +42845,7 @@
         <w:color w:val="767171"/>
         <w:sz w:val="14"/>
       </w:rPr>
-      <w:t xml:space="preserve">© 2026 Víctor Gutiérrez Marcos · CC BY-NC-ND 4.0</w:t>
+      <w:t xml:space="preserve">© 2026 Víctor Gutiérrez Marcos · Exclusivo de victorgutierrezmarcos.es y la app Oposición TCEE · DCE</w:t>
     </w:r>
     <w:r>
       <w:tab/>
